--- a/Résumé/RaymondLeiResume2025.docx
+++ b/Résumé/RaymondLeiResume2025.docx
@@ -699,7 +699,7 @@
                                     </pic:cNvPicPr>
                                   </pic:nvPicPr>
                                   <pic:blipFill>
-                                    <a:blip r:embed="rId16"/>
+                                    <a:blip r:embed="rId8"/>
                                     <a:srcRect/>
                                     <a:stretch>
                                       <a:fillRect/>
@@ -833,7 +833,7 @@
                                     </pic:cNvPicPr>
                                   </pic:nvPicPr>
                                   <pic:blipFill>
-                                    <a:blip r:embed="rId17"/>
+                                    <a:blip r:embed="rId9"/>
                                     <a:srcRect/>
                                     <a:stretch>
                                       <a:fillRect/>
@@ -871,7 +871,7 @@
                         </w:rPr>
                         <w:t xml:space="preserve"> </w:t>
                       </w:r>
-                      <w:hyperlink r:id="rId18" w:history="1">
+                      <w:hyperlink r:id="rId16" w:history="1">
                         <w:r>
                           <w:rPr>
                             <w:rStyle w:val="Hyperlink"/>
@@ -920,7 +920,7 @@
                                     </pic:cNvPicPr>
                                   </pic:nvPicPr>
                                   <pic:blipFill>
-                                    <a:blip r:embed="rId19"/>
+                                    <a:blip r:embed="rId11"/>
                                     <a:srcRect/>
                                     <a:stretch>
                                       <a:fillRect/>
@@ -1017,7 +1017,7 @@
                                     </pic:cNvPicPr>
                                   </pic:nvPicPr>
                                   <pic:blipFill>
-                                    <a:blip r:embed="rId20"/>
+                                    <a:blip r:embed="rId12"/>
                                     <a:srcRect/>
                                     <a:stretch>
                                       <a:fillRect/>
@@ -1045,7 +1045,7 @@
                           </wp:inline>
                         </w:drawing>
                       </w:r>
-                      <w:hyperlink r:id="rId21" w:history="1">
+                      <w:hyperlink r:id="rId17" w:history="1">
                         <w:r>
                           <w:rPr>
                             <w:rStyle w:val="Hyperlink"/>
@@ -1091,7 +1091,7 @@
                                     </pic:cNvPicPr>
                                   </pic:nvPicPr>
                                   <pic:blipFill>
-                                    <a:blip r:embed="rId22"/>
+                                    <a:blip r:embed="rId14"/>
                                     <a:srcRect/>
                                     <a:stretch>
                                       <a:fillRect/>
@@ -1119,7 +1119,7 @@
                           </wp:inline>
                         </w:drawing>
                       </w:r>
-                      <w:hyperlink r:id="rId23" w:history="1">
+                      <w:hyperlink r:id="rId18" w:history="1">
                         <w:r>
                           <w:rPr>
                             <w:rStyle w:val="Hyperlink"/>
@@ -2502,190 +2502,6 @@
     </w:p>
     <w:p>
       <w:pPr>
-        <w:rPr>
-          <w:rFonts w:asciiTheme="minorHAnsi" w:hAnsiTheme="minorHAnsi" w:cstheme="minorBidi"/>
-          <w:b/>
-        </w:rPr>
-      </w:pPr>
-      <w:r>
-        <w:rPr>
-          <w:rFonts w:asciiTheme="minorHAnsi" w:hAnsiTheme="minorHAnsi" w:cstheme="minorBidi"/>
-          <w:b/>
-          <w:bCs/>
-        </w:rPr>
-        <w:t xml:space="preserve">Software </w:t>
-      </w:r>
-      <w:r>
-        <w:rPr>
-          <w:rFonts w:asciiTheme="minorHAnsi" w:hAnsiTheme="minorHAnsi" w:cstheme="minorBidi"/>
-          <w:b/>
-          <w:bCs/>
-        </w:rPr>
-        <w:t>Developer</w:t>
-      </w:r>
-      <w:r>
-        <w:rPr>
-          <w:rFonts w:asciiTheme="minorHAnsi" w:hAnsiTheme="minorHAnsi" w:cstheme="minorBidi"/>
-          <w:b/>
-          <w:bCs/>
-        </w:rPr>
-        <w:t xml:space="preserve"> </w:t>
-      </w:r>
-      <w:r>
-        <w:rPr>
-          <w:rFonts w:asciiTheme="minorHAnsi" w:hAnsiTheme="minorHAnsi" w:cstheme="minorBidi"/>
-          <w:b/>
-          <w:bCs/>
-        </w:rPr>
-        <w:t xml:space="preserve">– </w:t>
-      </w:r>
-      <w:proofErr w:type="spellStart"/>
-      <w:r>
-        <w:rPr>
-          <w:rFonts w:asciiTheme="minorHAnsi" w:hAnsiTheme="minorHAnsi" w:cstheme="minorBidi"/>
-          <w:b/>
-          <w:bCs/>
-        </w:rPr>
-        <w:t>Med</w:t>
-      </w:r>
-      <w:r>
-        <w:rPr>
-          <w:rFonts w:asciiTheme="minorHAnsi" w:hAnsiTheme="minorHAnsi" w:cstheme="minorBidi"/>
-          <w:b/>
-          <w:bCs/>
-        </w:rPr>
-        <w:t>F</w:t>
-      </w:r>
-      <w:r>
-        <w:rPr>
-          <w:rFonts w:asciiTheme="minorHAnsi" w:hAnsiTheme="minorHAnsi" w:cstheme="minorBidi"/>
-          <w:b/>
-          <w:bCs/>
-        </w:rPr>
-        <w:t>use</w:t>
-      </w:r>
-      <w:proofErr w:type="spellEnd"/>
-      <w:r>
-        <w:rPr>
-          <w:rFonts w:asciiTheme="minorHAnsi" w:hAnsiTheme="minorHAnsi" w:cstheme="minorBidi"/>
-          <w:b/>
-          <w:bCs/>
-        </w:rPr>
-        <w:t xml:space="preserve">. </w:t>
-      </w:r>
-      <w:r>
-        <w:rPr>
-          <w:rFonts w:asciiTheme="minorHAnsi" w:hAnsiTheme="minorHAnsi" w:cstheme="minorBidi"/>
-        </w:rPr>
-        <w:t>Ho</w:t>
-      </w:r>
-      <w:r>
-        <w:rPr>
-          <w:rFonts w:asciiTheme="minorHAnsi" w:hAnsiTheme="minorHAnsi" w:cstheme="minorBidi"/>
-        </w:rPr>
-        <w:t>lm</w:t>
-      </w:r>
-      <w:r>
-        <w:rPr>
-          <w:rFonts w:asciiTheme="minorHAnsi" w:hAnsiTheme="minorHAnsi" w:cstheme="minorBidi"/>
-        </w:rPr>
-        <w:t>del</w:t>
-      </w:r>
-      <w:r>
-        <w:rPr>
-          <w:rFonts w:asciiTheme="minorHAnsi" w:hAnsiTheme="minorHAnsi" w:cstheme="minorBidi"/>
-          <w:bCs/>
-        </w:rPr>
-        <w:t xml:space="preserve">, NJ                                       </w:t>
-      </w:r>
-      <w:r>
-        <w:rPr>
-          <w:rFonts w:asciiTheme="minorHAnsi" w:hAnsiTheme="minorHAnsi" w:cstheme="minorBidi"/>
-          <w:b/>
-        </w:rPr>
-        <w:tab/>
-        <w:t xml:space="preserve">     </w:t>
-      </w:r>
-      <w:r>
-        <w:rPr>
-          <w:rFonts w:asciiTheme="minorHAnsi" w:hAnsiTheme="minorHAnsi" w:cstheme="minorBidi"/>
-          <w:b/>
-        </w:rPr>
-        <w:t xml:space="preserve"> </w:t>
-      </w:r>
-      <w:r>
-        <w:rPr>
-          <w:rFonts w:asciiTheme="minorHAnsi" w:hAnsiTheme="minorHAnsi" w:cstheme="minorBidi"/>
-          <w:b/>
-        </w:rPr>
-        <w:tab/>
-      </w:r>
-      <w:r>
-        <w:rPr>
-          <w:rFonts w:asciiTheme="minorHAnsi" w:hAnsiTheme="minorHAnsi" w:cstheme="minorBidi"/>
-          <w:b/>
-        </w:rPr>
-        <w:t xml:space="preserve">      </w:t>
-      </w:r>
-      <w:r>
-        <w:rPr>
-          <w:rFonts w:asciiTheme="minorHAnsi" w:hAnsiTheme="minorHAnsi" w:cstheme="minorBidi"/>
-          <w:b/>
-        </w:rPr>
-        <w:tab/>
-      </w:r>
-      <w:r>
-        <w:rPr>
-          <w:rFonts w:asciiTheme="minorHAnsi" w:hAnsiTheme="minorHAnsi" w:cstheme="minorBidi"/>
-          <w:b/>
-        </w:rPr>
-        <w:t>0</w:t>
-      </w:r>
-      <w:r>
-        <w:rPr>
-          <w:rFonts w:asciiTheme="minorHAnsi" w:hAnsiTheme="minorHAnsi" w:cstheme="minorBidi"/>
-          <w:b/>
-        </w:rPr>
-        <w:t>7</w:t>
-      </w:r>
-      <w:r>
-        <w:rPr>
-          <w:rFonts w:asciiTheme="minorHAnsi" w:hAnsiTheme="minorHAnsi" w:cstheme="minorBidi"/>
-          <w:b/>
-        </w:rPr>
-        <w:t>/</w:t>
-      </w:r>
-      <w:r>
-        <w:rPr>
-          <w:rFonts w:asciiTheme="minorHAnsi" w:hAnsiTheme="minorHAnsi" w:cstheme="minorBidi"/>
-          <w:b/>
-        </w:rPr>
-        <w:t>20</w:t>
-      </w:r>
-      <w:r>
-        <w:rPr>
-          <w:rFonts w:asciiTheme="minorHAnsi" w:hAnsiTheme="minorHAnsi" w:cstheme="minorBidi"/>
-          <w:b/>
-        </w:rPr>
-        <w:t>21</w:t>
-      </w:r>
-      <w:r>
-        <w:rPr>
-          <w:rFonts w:asciiTheme="minorHAnsi" w:hAnsiTheme="minorHAnsi" w:cstheme="minorBidi"/>
-          <w:b/>
-        </w:rPr>
-        <w:t xml:space="preserve"> – </w:t>
-      </w:r>
-      <w:r>
-        <w:rPr>
-          <w:rFonts w:asciiTheme="minorHAnsi" w:hAnsiTheme="minorHAnsi" w:cstheme="minorBidi"/>
-          <w:b/>
-        </w:rPr>
-        <w:t>09/2023</w:t>
-      </w:r>
-    </w:p>
-    <w:p>
-      <w:pPr>
         <w:pStyle w:val="ListParagraph"/>
         <w:numPr>
           <w:ilvl w:val="0"/>
@@ -2697,281 +2513,37 @@
           <w:color w:val="000000" w:themeColor="text1"/>
         </w:rPr>
       </w:pPr>
-      <w:r>
-        <w:rPr>
-          <w:rFonts w:cstheme="minorHAnsi"/>
-          <w:color w:val="000000" w:themeColor="text1"/>
-        </w:rPr>
-        <w:t xml:space="preserve">Developed and </w:t>
-      </w:r>
-      <w:bookmarkStart w:id="0" w:name="_Hlk108556632"/>
-      <w:r>
-        <w:rPr>
-          <w:rFonts w:cstheme="minorHAnsi"/>
-          <w:color w:val="000000" w:themeColor="text1"/>
-        </w:rPr>
-        <w:t xml:space="preserve">maintained </w:t>
-      </w:r>
-      <w:bookmarkEnd w:id="0"/>
-      <w:r>
-        <w:rPr>
-          <w:rFonts w:cstheme="minorHAnsi"/>
-          <w:color w:val="000000" w:themeColor="text1"/>
-        </w:rPr>
-        <w:t>full-stack application</w:t>
-      </w:r>
-      <w:r>
-        <w:rPr>
-          <w:rFonts w:cstheme="minorHAnsi"/>
-          <w:color w:val="000000" w:themeColor="text1"/>
-        </w:rPr>
-        <w:t>s</w:t>
-      </w:r>
-      <w:r>
-        <w:rPr>
-          <w:rFonts w:cstheme="minorHAnsi"/>
-          <w:color w:val="000000" w:themeColor="text1"/>
-        </w:rPr>
-        <w:t xml:space="preserve"> </w:t>
-      </w:r>
-      <w:r>
-        <w:rPr>
-          <w:rFonts w:cstheme="minorHAnsi"/>
-          <w:b/>
-          <w:bCs/>
-          <w:color w:val="000000" w:themeColor="text1"/>
-        </w:rPr>
-        <w:t>(N-Tier)</w:t>
-      </w:r>
-      <w:r>
-        <w:rPr>
-          <w:rFonts w:cstheme="minorHAnsi"/>
-          <w:color w:val="000000" w:themeColor="text1"/>
-        </w:rPr>
-        <w:t xml:space="preserve"> </w:t>
-      </w:r>
-      <w:r>
-        <w:rPr>
-          <w:rFonts w:cstheme="minorHAnsi"/>
-          <w:color w:val="000000" w:themeColor="text1"/>
-        </w:rPr>
-        <w:t xml:space="preserve">using </w:t>
-      </w:r>
-      <w:r>
-        <w:rPr>
-          <w:rFonts w:cstheme="minorHAnsi"/>
-          <w:b/>
-          <w:bCs/>
-          <w:color w:val="000000" w:themeColor="text1"/>
-        </w:rPr>
-        <w:t>ASP.Net Core</w:t>
-      </w:r>
-      <w:r>
-        <w:rPr>
-          <w:rFonts w:cstheme="minorHAnsi"/>
-          <w:color w:val="000000" w:themeColor="text1"/>
-        </w:rPr>
-        <w:t xml:space="preserve"> </w:t>
-      </w:r>
-      <w:r>
-        <w:rPr>
-          <w:rFonts w:cstheme="minorHAnsi"/>
-          <w:b/>
-          <w:bCs/>
-          <w:color w:val="000000" w:themeColor="text1"/>
-        </w:rPr>
-        <w:t>Blaz</w:t>
-      </w:r>
-      <w:r>
-        <w:rPr>
-          <w:rFonts w:cstheme="minorHAnsi"/>
-          <w:b/>
-          <w:bCs/>
-          <w:color w:val="000000" w:themeColor="text1"/>
-        </w:rPr>
-        <w:t>o</w:t>
-      </w:r>
-      <w:r>
-        <w:rPr>
-          <w:rFonts w:cstheme="minorHAnsi"/>
-          <w:b/>
-          <w:bCs/>
-          <w:color w:val="000000" w:themeColor="text1"/>
-        </w:rPr>
-        <w:t>r</w:t>
-      </w:r>
-      <w:r>
-        <w:rPr>
-          <w:rFonts w:cstheme="minorHAnsi"/>
-          <w:b/>
-          <w:bCs/>
-          <w:color w:val="000000" w:themeColor="text1"/>
-        </w:rPr>
-        <w:t xml:space="preserve"> Server</w:t>
-      </w:r>
-      <w:r>
-        <w:rPr>
-          <w:rFonts w:cstheme="minorHAnsi"/>
-          <w:b/>
-          <w:bCs/>
-          <w:color w:val="000000" w:themeColor="text1"/>
-        </w:rPr>
-        <w:t xml:space="preserve">, </w:t>
-      </w:r>
-      <w:r>
-        <w:rPr>
-          <w:rFonts w:cstheme="minorHAnsi"/>
-          <w:color w:val="000000" w:themeColor="text1"/>
-        </w:rPr>
-        <w:t>mainly</w:t>
-      </w:r>
-      <w:r>
-        <w:rPr>
-          <w:rFonts w:cstheme="minorHAnsi"/>
-          <w:b/>
-          <w:bCs/>
-          <w:color w:val="000000" w:themeColor="text1"/>
-        </w:rPr>
-        <w:t xml:space="preserve"> </w:t>
-      </w:r>
-      <w:r>
-        <w:rPr>
-          <w:rFonts w:cstheme="minorHAnsi"/>
-          <w:color w:val="000000" w:themeColor="text1"/>
-        </w:rPr>
-        <w:t>with</w:t>
-      </w:r>
-      <w:r>
-        <w:rPr>
-          <w:rFonts w:cstheme="minorHAnsi"/>
-          <w:b/>
-          <w:bCs/>
-          <w:color w:val="000000" w:themeColor="text1"/>
-        </w:rPr>
-        <w:t xml:space="preserve"> </w:t>
-      </w:r>
-      <w:proofErr w:type="spellStart"/>
-      <w:r>
-        <w:rPr>
-          <w:rFonts w:cstheme="minorHAnsi"/>
-          <w:b/>
-          <w:bCs/>
-          <w:color w:val="000000" w:themeColor="text1"/>
-        </w:rPr>
-        <w:t>MudBlazor</w:t>
-      </w:r>
-      <w:proofErr w:type="spellEnd"/>
-      <w:r>
-        <w:rPr>
-          <w:rFonts w:cstheme="minorHAnsi"/>
-          <w:color w:val="000000" w:themeColor="text1"/>
-        </w:rPr>
-        <w:t>,</w:t>
-      </w:r>
-      <w:r>
-        <w:rPr>
-          <w:rFonts w:cstheme="minorHAnsi"/>
-          <w:b/>
-          <w:bCs/>
-          <w:color w:val="000000" w:themeColor="text1"/>
-        </w:rPr>
-        <w:t xml:space="preserve"> </w:t>
-      </w:r>
-      <w:r>
-        <w:rPr>
-          <w:rFonts w:cstheme="minorHAnsi"/>
-          <w:color w:val="000000" w:themeColor="text1"/>
-        </w:rPr>
-        <w:t>a</w:t>
-      </w:r>
-      <w:r>
-        <w:rPr>
-          <w:rFonts w:cstheme="minorHAnsi"/>
-          <w:b/>
-          <w:bCs/>
-          <w:color w:val="000000" w:themeColor="text1"/>
-        </w:rPr>
-        <w:t xml:space="preserve"> </w:t>
-      </w:r>
-      <w:r>
-        <w:rPr>
-          <w:rFonts w:cstheme="minorHAnsi"/>
-          <w:b/>
-          <w:bCs/>
-          <w:color w:val="000000" w:themeColor="text1"/>
-        </w:rPr>
-        <w:t>Material</w:t>
-      </w:r>
-      <w:r>
-        <w:rPr>
-          <w:rFonts w:cstheme="minorHAnsi"/>
-          <w:color w:val="000000" w:themeColor="text1"/>
-        </w:rPr>
-        <w:t xml:space="preserve"> design </w:t>
-      </w:r>
-      <w:r>
-        <w:rPr>
-          <w:rFonts w:cstheme="minorHAnsi"/>
-          <w:color w:val="000000" w:themeColor="text1"/>
-        </w:rPr>
-        <w:t>UI Control</w:t>
-      </w:r>
-      <w:r>
-        <w:rPr>
-          <w:rFonts w:cstheme="minorHAnsi"/>
-          <w:color w:val="000000" w:themeColor="text1"/>
-        </w:rPr>
-        <w:t xml:space="preserve">, and </w:t>
-      </w:r>
-      <w:proofErr w:type="spellStart"/>
-      <w:r>
-        <w:rPr>
-          <w:rFonts w:cstheme="minorHAnsi"/>
-          <w:b/>
-          <w:bCs/>
-          <w:color w:val="000000" w:themeColor="text1"/>
-        </w:rPr>
-        <w:t>Fluxor</w:t>
-      </w:r>
-      <w:proofErr w:type="spellEnd"/>
-      <w:r>
-        <w:rPr>
-          <w:rFonts w:cstheme="minorHAnsi"/>
-          <w:color w:val="000000" w:themeColor="text1"/>
-        </w:rPr>
-        <w:t xml:space="preserve">, a </w:t>
-      </w:r>
-      <w:r>
-        <w:rPr>
-          <w:rFonts w:cstheme="minorHAnsi"/>
-          <w:color w:val="000000" w:themeColor="text1"/>
-        </w:rPr>
-        <w:t>state management framework</w:t>
-      </w:r>
-      <w:r>
-        <w:rPr>
-          <w:rFonts w:cstheme="minorHAnsi"/>
-          <w:color w:val="000000" w:themeColor="text1"/>
-        </w:rPr>
-        <w:t xml:space="preserve"> for </w:t>
-      </w:r>
-      <w:r>
-        <w:rPr>
-          <w:rFonts w:cstheme="minorHAnsi"/>
-          <w:b/>
-          <w:bCs/>
-          <w:color w:val="000000" w:themeColor="text1"/>
-        </w:rPr>
-        <w:t>Blazor</w:t>
-      </w:r>
-      <w:r>
-        <w:rPr>
-          <w:rFonts w:cstheme="minorHAnsi"/>
-          <w:b/>
-          <w:bCs/>
-          <w:color w:val="000000" w:themeColor="text1"/>
-        </w:rPr>
-        <w:t xml:space="preserve">. </w:t>
+      <w:proofErr w:type="gramStart"/>
+      <w:r>
+        <w:rPr>
+          <w:rFonts w:cstheme="minorHAnsi"/>
+          <w:color w:val="000000" w:themeColor="text1"/>
+        </w:rPr>
+        <w:t>Tried</w:t>
+      </w:r>
+      <w:proofErr w:type="gramEnd"/>
+      <w:r>
+        <w:rPr>
+          <w:rFonts w:cstheme="minorHAnsi"/>
+          <w:color w:val="000000" w:themeColor="text1"/>
+        </w:rPr>
+        <w:t xml:space="preserve"> to fix dependencies </w:t>
+      </w:r>
+      <w:proofErr w:type="gramStart"/>
+      <w:r>
+        <w:rPr>
+          <w:rFonts w:cstheme="minorHAnsi"/>
+          <w:color w:val="000000" w:themeColor="text1"/>
+        </w:rPr>
+        <w:t>injection</w:t>
+      </w:r>
+      <w:proofErr w:type="gramEnd"/>
+      <w:r>
+        <w:rPr>
+          <w:rFonts w:cstheme="minorHAnsi"/>
+          <w:color w:val="000000" w:themeColor="text1"/>
+        </w:rPr>
+        <w:t xml:space="preserve"> for writing the unit tests.</w:t>
       </w:r>
     </w:p>
     <w:p>
@@ -2992,6 +2564,679 @@
           <w:rFonts w:cstheme="minorHAnsi"/>
           <w:color w:val="000000" w:themeColor="text1"/>
         </w:rPr>
+        <w:t xml:space="preserve"> Tried to write a binary classifier in ML.Net to determine if a dentist note includes drug dosage.</w:t>
+      </w:r>
+    </w:p>
+    <w:p>
+      <w:pPr>
+        <w:pStyle w:val="ListParagraph"/>
+        <w:numPr>
+          <w:ilvl w:val="0"/>
+          <w:numId w:val="11"/>
+        </w:numPr>
+        <w:spacing w:after="0"/>
+        <w:rPr>
+          <w:rFonts w:cstheme="minorHAnsi"/>
+          <w:color w:val="000000" w:themeColor="text1"/>
+        </w:rPr>
+      </w:pPr>
+      <w:proofErr w:type="gramStart"/>
+      <w:r>
+        <w:rPr>
+          <w:rFonts w:cstheme="minorHAnsi"/>
+          <w:color w:val="000000" w:themeColor="text1"/>
+        </w:rPr>
+        <w:t>Tried</w:t>
+      </w:r>
+      <w:proofErr w:type="gramEnd"/>
+      <w:r>
+        <w:rPr>
+          <w:rFonts w:cstheme="minorHAnsi"/>
+          <w:color w:val="000000" w:themeColor="text1"/>
+        </w:rPr>
+        <w:t xml:space="preserve"> to write a HTML document </w:t>
+      </w:r>
+      <w:proofErr w:type="gramStart"/>
+      <w:r>
+        <w:rPr>
+          <w:rFonts w:cstheme="minorHAnsi"/>
+          <w:color w:val="000000" w:themeColor="text1"/>
+        </w:rPr>
+        <w:t>merger(</w:t>
+      </w:r>
+      <w:proofErr w:type="gramEnd"/>
+      <w:r>
+        <w:rPr>
+          <w:rFonts w:cstheme="minorHAnsi"/>
+          <w:color w:val="000000" w:themeColor="text1"/>
+        </w:rPr>
+        <w:t>trivial task) and failed.</w:t>
+      </w:r>
+    </w:p>
+    <w:p>
+      <w:pPr>
+        <w:pStyle w:val="ListParagraph"/>
+        <w:numPr>
+          <w:ilvl w:val="0"/>
+          <w:numId w:val="11"/>
+        </w:numPr>
+        <w:spacing w:after="0"/>
+        <w:rPr>
+          <w:rFonts w:cstheme="minorHAnsi"/>
+          <w:color w:val="000000" w:themeColor="text1"/>
+        </w:rPr>
+      </w:pPr>
+      <w:r>
+        <w:rPr>
+          <w:rFonts w:cstheme="minorHAnsi"/>
+          <w:color w:val="000000" w:themeColor="text1"/>
+        </w:rPr>
+        <w:t xml:space="preserve"> Ran the stored procedure[s] to get rid of non-regenerable and illogical DOS documents.</w:t>
+      </w:r>
+    </w:p>
+    <w:p>
+      <w:pPr>
+        <w:pStyle w:val="ListParagraph"/>
+        <w:numPr>
+          <w:ilvl w:val="0"/>
+          <w:numId w:val="11"/>
+        </w:numPr>
+        <w:spacing w:after="0"/>
+        <w:rPr>
+          <w:rFonts w:cstheme="minorHAnsi"/>
+          <w:color w:val="000000" w:themeColor="text1"/>
+        </w:rPr>
+      </w:pPr>
+      <w:r>
+        <w:rPr>
+          <w:rFonts w:cstheme="minorHAnsi"/>
+          <w:color w:val="000000" w:themeColor="text1"/>
+        </w:rPr>
+        <w:t xml:space="preserve"> Working with a very "unstable" VPN connection.</w:t>
+      </w:r>
+    </w:p>
+    <w:p>
+      <w:pPr>
+        <w:pStyle w:val="ListParagraph"/>
+        <w:numPr>
+          <w:ilvl w:val="0"/>
+          <w:numId w:val="11"/>
+        </w:numPr>
+        <w:spacing w:after="0"/>
+        <w:rPr>
+          <w:rFonts w:cstheme="minorHAnsi"/>
+          <w:color w:val="000000" w:themeColor="text1"/>
+        </w:rPr>
+      </w:pPr>
+      <w:r>
+        <w:rPr>
+          <w:rFonts w:cstheme="minorHAnsi"/>
+          <w:color w:val="000000" w:themeColor="text1"/>
+        </w:rPr>
+        <w:t xml:space="preserve"> Worked with ChatGPT for translating and </w:t>
+      </w:r>
+      <w:proofErr w:type="gramStart"/>
+      <w:r>
+        <w:rPr>
+          <w:rFonts w:cstheme="minorHAnsi"/>
+          <w:color w:val="000000" w:themeColor="text1"/>
+        </w:rPr>
+        <w:t>summarized</w:t>
+      </w:r>
+      <w:proofErr w:type="gramEnd"/>
+      <w:r>
+        <w:rPr>
+          <w:rFonts w:cstheme="minorHAnsi"/>
+          <w:color w:val="000000" w:themeColor="text1"/>
+        </w:rPr>
+        <w:t xml:space="preserve"> tasks, and ChatGPT did not write all my codes.</w:t>
+      </w:r>
+    </w:p>
+    <w:p>
+      <w:pPr>
+        <w:pStyle w:val="ListParagraph"/>
+        <w:numPr>
+          <w:ilvl w:val="0"/>
+          <w:numId w:val="11"/>
+        </w:numPr>
+        <w:spacing w:after="0"/>
+        <w:rPr>
+          <w:rFonts w:cstheme="minorHAnsi"/>
+          <w:color w:val="000000" w:themeColor="text1"/>
+        </w:rPr>
+      </w:pPr>
+      <w:r>
+        <w:rPr>
+          <w:rFonts w:cstheme="minorHAnsi"/>
+          <w:color w:val="000000" w:themeColor="text1"/>
+        </w:rPr>
+        <w:t xml:space="preserve"> </w:t>
+      </w:r>
+      <w:proofErr w:type="gramStart"/>
+      <w:r>
+        <w:rPr>
+          <w:rFonts w:cstheme="minorHAnsi"/>
+          <w:color w:val="000000" w:themeColor="text1"/>
+        </w:rPr>
+        <w:t>Tried</w:t>
+      </w:r>
+      <w:proofErr w:type="gramEnd"/>
+      <w:r>
+        <w:rPr>
+          <w:rFonts w:cstheme="minorHAnsi"/>
+          <w:color w:val="000000" w:themeColor="text1"/>
+        </w:rPr>
+        <w:t xml:space="preserve"> to track my </w:t>
+      </w:r>
+      <w:proofErr w:type="spellStart"/>
+      <w:r>
+        <w:rPr>
+          <w:rFonts w:cstheme="minorHAnsi"/>
+          <w:color w:val="000000" w:themeColor="text1"/>
+        </w:rPr>
+        <w:t>CosomsDB</w:t>
+      </w:r>
+      <w:proofErr w:type="spellEnd"/>
+      <w:r>
+        <w:rPr>
+          <w:rFonts w:cstheme="minorHAnsi"/>
+          <w:color w:val="000000" w:themeColor="text1"/>
+        </w:rPr>
+        <w:t xml:space="preserve"> raw queries.</w:t>
+      </w:r>
+    </w:p>
+    <w:p>
+      <w:pPr>
+        <w:rPr>
+          <w:rFonts w:asciiTheme="minorHAnsi" w:hAnsiTheme="minorHAnsi" w:cstheme="minorBidi"/>
+          <w:b/>
+        </w:rPr>
+      </w:pPr>
+      <w:r>
+        <w:rPr>
+          <w:rFonts w:asciiTheme="minorHAnsi" w:hAnsiTheme="minorHAnsi" w:cstheme="minorBidi"/>
+          <w:b/>
+          <w:bCs/>
+        </w:rPr>
+        <w:t xml:space="preserve">Software </w:t>
+      </w:r>
+      <w:r>
+        <w:rPr>
+          <w:rFonts w:asciiTheme="minorHAnsi" w:hAnsiTheme="minorHAnsi" w:cstheme="minorBidi"/>
+          <w:b/>
+          <w:bCs/>
+        </w:rPr>
+        <w:t>Developer</w:t>
+      </w:r>
+      <w:r>
+        <w:rPr>
+          <w:rFonts w:asciiTheme="minorHAnsi" w:hAnsiTheme="minorHAnsi" w:cstheme="minorBidi"/>
+          <w:b/>
+          <w:bCs/>
+        </w:rPr>
+        <w:t xml:space="preserve"> </w:t>
+      </w:r>
+      <w:r>
+        <w:rPr>
+          <w:rFonts w:asciiTheme="minorHAnsi" w:hAnsiTheme="minorHAnsi" w:cstheme="minorBidi"/>
+          <w:b/>
+          <w:bCs/>
+        </w:rPr>
+        <w:t xml:space="preserve">– </w:t>
+      </w:r>
+      <w:proofErr w:type="spellStart"/>
+      <w:r>
+        <w:rPr>
+          <w:rFonts w:asciiTheme="minorHAnsi" w:hAnsiTheme="minorHAnsi" w:cstheme="minorBidi"/>
+          <w:b/>
+          <w:bCs/>
+        </w:rPr>
+        <w:t>Med</w:t>
+      </w:r>
+      <w:r>
+        <w:rPr>
+          <w:rFonts w:asciiTheme="minorHAnsi" w:hAnsiTheme="minorHAnsi" w:cstheme="minorBidi"/>
+          <w:b/>
+          <w:bCs/>
+        </w:rPr>
+        <w:t>F</w:t>
+      </w:r>
+      <w:r>
+        <w:rPr>
+          <w:rFonts w:asciiTheme="minorHAnsi" w:hAnsiTheme="minorHAnsi" w:cstheme="minorBidi"/>
+          <w:b/>
+          <w:bCs/>
+        </w:rPr>
+        <w:t>use</w:t>
+      </w:r>
+      <w:proofErr w:type="spellEnd"/>
+      <w:r>
+        <w:rPr>
+          <w:rFonts w:asciiTheme="minorHAnsi" w:hAnsiTheme="minorHAnsi" w:cstheme="minorBidi"/>
+          <w:b/>
+          <w:bCs/>
+        </w:rPr>
+        <w:t xml:space="preserve">. </w:t>
+      </w:r>
+      <w:r>
+        <w:rPr>
+          <w:rFonts w:asciiTheme="minorHAnsi" w:hAnsiTheme="minorHAnsi" w:cstheme="minorBidi"/>
+        </w:rPr>
+        <w:t>Ho</w:t>
+      </w:r>
+      <w:r>
+        <w:rPr>
+          <w:rFonts w:asciiTheme="minorHAnsi" w:hAnsiTheme="minorHAnsi" w:cstheme="minorBidi"/>
+        </w:rPr>
+        <w:t>lm</w:t>
+      </w:r>
+      <w:r>
+        <w:rPr>
+          <w:rFonts w:asciiTheme="minorHAnsi" w:hAnsiTheme="minorHAnsi" w:cstheme="minorBidi"/>
+        </w:rPr>
+        <w:t>del</w:t>
+      </w:r>
+      <w:r>
+        <w:rPr>
+          <w:rFonts w:asciiTheme="minorHAnsi" w:hAnsiTheme="minorHAnsi" w:cstheme="minorBidi"/>
+          <w:bCs/>
+        </w:rPr>
+        <w:t xml:space="preserve">, NJ                                       </w:t>
+      </w:r>
+      <w:r>
+        <w:rPr>
+          <w:rFonts w:asciiTheme="minorHAnsi" w:hAnsiTheme="minorHAnsi" w:cstheme="minorBidi"/>
+          <w:b/>
+        </w:rPr>
+        <w:tab/>
+        <w:t xml:space="preserve">     </w:t>
+      </w:r>
+      <w:r>
+        <w:rPr>
+          <w:rFonts w:asciiTheme="minorHAnsi" w:hAnsiTheme="minorHAnsi" w:cstheme="minorBidi"/>
+          <w:b/>
+        </w:rPr>
+        <w:t xml:space="preserve"> </w:t>
+      </w:r>
+      <w:r>
+        <w:rPr>
+          <w:rFonts w:asciiTheme="minorHAnsi" w:hAnsiTheme="minorHAnsi" w:cstheme="minorBidi"/>
+          <w:b/>
+        </w:rPr>
+        <w:tab/>
+      </w:r>
+      <w:r>
+        <w:rPr>
+          <w:rFonts w:asciiTheme="minorHAnsi" w:hAnsiTheme="minorHAnsi" w:cstheme="minorBidi"/>
+          <w:b/>
+        </w:rPr>
+        <w:t xml:space="preserve">      </w:t>
+      </w:r>
+      <w:r>
+        <w:rPr>
+          <w:rFonts w:asciiTheme="minorHAnsi" w:hAnsiTheme="minorHAnsi" w:cstheme="minorBidi"/>
+          <w:b/>
+        </w:rPr>
+        <w:tab/>
+      </w:r>
+      <w:r>
+        <w:rPr>
+          <w:rFonts w:asciiTheme="minorHAnsi" w:hAnsiTheme="minorHAnsi" w:cstheme="minorBidi"/>
+          <w:b/>
+        </w:rPr>
+        <w:t>0</w:t>
+      </w:r>
+      <w:r>
+        <w:rPr>
+          <w:rFonts w:asciiTheme="minorHAnsi" w:hAnsiTheme="minorHAnsi" w:cstheme="minorBidi"/>
+          <w:b/>
+        </w:rPr>
+        <w:t>7</w:t>
+      </w:r>
+      <w:r>
+        <w:rPr>
+          <w:rFonts w:asciiTheme="minorHAnsi" w:hAnsiTheme="minorHAnsi" w:cstheme="minorBidi"/>
+          <w:b/>
+        </w:rPr>
+        <w:t>/</w:t>
+      </w:r>
+      <w:r>
+        <w:rPr>
+          <w:rFonts w:asciiTheme="minorHAnsi" w:hAnsiTheme="minorHAnsi" w:cstheme="minorBidi"/>
+          <w:b/>
+        </w:rPr>
+        <w:t>20</w:t>
+      </w:r>
+      <w:r>
+        <w:rPr>
+          <w:rFonts w:asciiTheme="minorHAnsi" w:hAnsiTheme="minorHAnsi" w:cstheme="minorBidi"/>
+          <w:b/>
+        </w:rPr>
+        <w:t>21</w:t>
+      </w:r>
+      <w:r>
+        <w:rPr>
+          <w:rFonts w:asciiTheme="minorHAnsi" w:hAnsiTheme="minorHAnsi" w:cstheme="minorBidi"/>
+          <w:b/>
+        </w:rPr>
+        <w:t xml:space="preserve"> – </w:t>
+      </w:r>
+      <w:r>
+        <w:rPr>
+          <w:rFonts w:asciiTheme="minorHAnsi" w:hAnsiTheme="minorHAnsi" w:cstheme="minorBidi"/>
+          <w:b/>
+        </w:rPr>
+        <w:t>09/2023</w:t>
+      </w:r>
+    </w:p>
+    <w:p>
+      <w:pPr>
+        <w:pStyle w:val="ListParagraph"/>
+        <w:numPr>
+          <w:ilvl w:val="0"/>
+          <w:numId w:val="11"/>
+        </w:numPr>
+        <w:spacing w:after="0"/>
+        <w:rPr>
+          <w:rFonts w:cstheme="minorHAnsi"/>
+          <w:color w:val="000000" w:themeColor="text1"/>
+        </w:rPr>
+      </w:pPr>
+      <w:r>
+        <w:rPr>
+          <w:rFonts w:cstheme="minorHAnsi"/>
+          <w:color w:val="000000" w:themeColor="text1"/>
+        </w:rPr>
+        <w:t xml:space="preserve">Developed and </w:t>
+      </w:r>
+      <w:bookmarkStart w:id="0" w:name="_Hlk108556632"/>
+      <w:r>
+        <w:rPr>
+          <w:rFonts w:cstheme="minorHAnsi"/>
+          <w:color w:val="000000" w:themeColor="text1"/>
+        </w:rPr>
+        <w:t xml:space="preserve">maintained </w:t>
+      </w:r>
+      <w:bookmarkEnd w:id="0"/>
+      <w:r>
+        <w:rPr>
+          <w:rFonts w:cstheme="minorHAnsi"/>
+          <w:color w:val="000000" w:themeColor="text1"/>
+        </w:rPr>
+        <w:t>full-stack application</w:t>
+      </w:r>
+      <w:r>
+        <w:rPr>
+          <w:rFonts w:cstheme="minorHAnsi"/>
+          <w:color w:val="000000" w:themeColor="text1"/>
+        </w:rPr>
+        <w:t>s</w:t>
+      </w:r>
+      <w:r>
+        <w:rPr>
+          <w:rFonts w:cstheme="minorHAnsi"/>
+          <w:color w:val="000000" w:themeColor="text1"/>
+        </w:rPr>
+        <w:t xml:space="preserve"> </w:t>
+      </w:r>
+      <w:r>
+        <w:rPr>
+          <w:rFonts w:cstheme="minorHAnsi"/>
+          <w:b/>
+          <w:bCs/>
+          <w:color w:val="000000" w:themeColor="text1"/>
+        </w:rPr>
+        <w:t>(N-Tier)</w:t>
+      </w:r>
+      <w:r>
+        <w:rPr>
+          <w:rFonts w:cstheme="minorHAnsi"/>
+          <w:color w:val="000000" w:themeColor="text1"/>
+        </w:rPr>
+        <w:t xml:space="preserve"> </w:t>
+      </w:r>
+      <w:r>
+        <w:rPr>
+          <w:rFonts w:cstheme="minorHAnsi"/>
+          <w:color w:val="000000" w:themeColor="text1"/>
+        </w:rPr>
+        <w:t xml:space="preserve">using </w:t>
+      </w:r>
+      <w:r>
+        <w:rPr>
+          <w:rFonts w:cstheme="minorHAnsi"/>
+          <w:b/>
+          <w:bCs/>
+          <w:color w:val="000000" w:themeColor="text1"/>
+        </w:rPr>
+        <w:t>ASP.Net Core</w:t>
+      </w:r>
+      <w:r>
+        <w:rPr>
+          <w:rFonts w:cstheme="minorHAnsi"/>
+          <w:color w:val="000000" w:themeColor="text1"/>
+        </w:rPr>
+        <w:t xml:space="preserve"> </w:t>
+      </w:r>
+      <w:r>
+        <w:rPr>
+          <w:rFonts w:cstheme="minorHAnsi"/>
+          <w:b/>
+          <w:bCs/>
+          <w:color w:val="000000" w:themeColor="text1"/>
+        </w:rPr>
+        <w:t>Blaz</w:t>
+      </w:r>
+      <w:r>
+        <w:rPr>
+          <w:rFonts w:cstheme="minorHAnsi"/>
+          <w:b/>
+          <w:bCs/>
+          <w:color w:val="000000" w:themeColor="text1"/>
+        </w:rPr>
+        <w:t>o</w:t>
+      </w:r>
+      <w:r>
+        <w:rPr>
+          <w:rFonts w:cstheme="minorHAnsi"/>
+          <w:b/>
+          <w:bCs/>
+          <w:color w:val="000000" w:themeColor="text1"/>
+        </w:rPr>
+        <w:t>r</w:t>
+      </w:r>
+      <w:r>
+        <w:rPr>
+          <w:rFonts w:cstheme="minorHAnsi"/>
+          <w:b/>
+          <w:bCs/>
+          <w:color w:val="000000" w:themeColor="text1"/>
+        </w:rPr>
+        <w:t xml:space="preserve"> Server</w:t>
+      </w:r>
+      <w:r>
+        <w:rPr>
+          <w:rFonts w:cstheme="minorHAnsi"/>
+          <w:b/>
+          <w:bCs/>
+          <w:color w:val="000000" w:themeColor="text1"/>
+        </w:rPr>
+        <w:t xml:space="preserve">, </w:t>
+      </w:r>
+      <w:r>
+        <w:rPr>
+          <w:rFonts w:cstheme="minorHAnsi"/>
+          <w:color w:val="000000" w:themeColor="text1"/>
+        </w:rPr>
+        <w:t>mainly</w:t>
+      </w:r>
+      <w:r>
+        <w:rPr>
+          <w:rFonts w:cstheme="minorHAnsi"/>
+          <w:b/>
+          <w:bCs/>
+          <w:color w:val="000000" w:themeColor="text1"/>
+        </w:rPr>
+        <w:t xml:space="preserve"> </w:t>
+      </w:r>
+      <w:r>
+        <w:rPr>
+          <w:rFonts w:cstheme="minorHAnsi"/>
+          <w:color w:val="000000" w:themeColor="text1"/>
+        </w:rPr>
+        <w:t>with</w:t>
+      </w:r>
+      <w:r>
+        <w:rPr>
+          <w:rFonts w:cstheme="minorHAnsi"/>
+          <w:b/>
+          <w:bCs/>
+          <w:color w:val="000000" w:themeColor="text1"/>
+        </w:rPr>
+        <w:t xml:space="preserve"> </w:t>
+      </w:r>
+      <w:proofErr w:type="spellStart"/>
+      <w:r>
+        <w:rPr>
+          <w:rFonts w:cstheme="minorHAnsi"/>
+          <w:b/>
+          <w:bCs/>
+          <w:color w:val="000000" w:themeColor="text1"/>
+        </w:rPr>
+        <w:t>MudBlazor</w:t>
+      </w:r>
+      <w:proofErr w:type="spellEnd"/>
+      <w:r>
+        <w:rPr>
+          <w:rFonts w:cstheme="minorHAnsi"/>
+          <w:color w:val="000000" w:themeColor="text1"/>
+        </w:rPr>
+        <w:t>,</w:t>
+      </w:r>
+      <w:r>
+        <w:rPr>
+          <w:rFonts w:cstheme="minorHAnsi"/>
+          <w:b/>
+          <w:bCs/>
+          <w:color w:val="000000" w:themeColor="text1"/>
+        </w:rPr>
+        <w:t xml:space="preserve"> </w:t>
+      </w:r>
+      <w:r>
+        <w:rPr>
+          <w:rFonts w:cstheme="minorHAnsi"/>
+          <w:color w:val="000000" w:themeColor="text1"/>
+        </w:rPr>
+        <w:t>a</w:t>
+      </w:r>
+      <w:r>
+        <w:rPr>
+          <w:rFonts w:cstheme="minorHAnsi"/>
+          <w:b/>
+          <w:bCs/>
+          <w:color w:val="000000" w:themeColor="text1"/>
+        </w:rPr>
+        <w:t xml:space="preserve"> </w:t>
+      </w:r>
+      <w:r>
+        <w:rPr>
+          <w:rFonts w:cstheme="minorHAnsi"/>
+          <w:b/>
+          <w:bCs/>
+          <w:color w:val="000000" w:themeColor="text1"/>
+        </w:rPr>
+        <w:t>Material</w:t>
+      </w:r>
+      <w:r>
+        <w:rPr>
+          <w:rFonts w:cstheme="minorHAnsi"/>
+          <w:color w:val="000000" w:themeColor="text1"/>
+        </w:rPr>
+        <w:t xml:space="preserve"> design </w:t>
+      </w:r>
+      <w:r>
+        <w:rPr>
+          <w:rFonts w:cstheme="minorHAnsi"/>
+          <w:color w:val="000000" w:themeColor="text1"/>
+        </w:rPr>
+        <w:t>UI Control</w:t>
+      </w:r>
+      <w:r>
+        <w:rPr>
+          <w:rFonts w:cstheme="minorHAnsi"/>
+          <w:color w:val="000000" w:themeColor="text1"/>
+        </w:rPr>
+        <w:t xml:space="preserve">, and </w:t>
+      </w:r>
+      <w:proofErr w:type="spellStart"/>
+      <w:r>
+        <w:rPr>
+          <w:rFonts w:cstheme="minorHAnsi"/>
+          <w:b/>
+          <w:bCs/>
+          <w:color w:val="000000" w:themeColor="text1"/>
+        </w:rPr>
+        <w:t>Fluxor</w:t>
+      </w:r>
+      <w:proofErr w:type="spellEnd"/>
+      <w:r>
+        <w:rPr>
+          <w:rFonts w:cstheme="minorHAnsi"/>
+          <w:color w:val="000000" w:themeColor="text1"/>
+        </w:rPr>
+        <w:t xml:space="preserve">, a </w:t>
+      </w:r>
+      <w:r>
+        <w:rPr>
+          <w:rFonts w:cstheme="minorHAnsi"/>
+          <w:color w:val="000000" w:themeColor="text1"/>
+        </w:rPr>
+        <w:t>state management framework</w:t>
+      </w:r>
+      <w:r>
+        <w:rPr>
+          <w:rFonts w:cstheme="minorHAnsi"/>
+          <w:color w:val="000000" w:themeColor="text1"/>
+        </w:rPr>
+        <w:t xml:space="preserve"> for </w:t>
+      </w:r>
+      <w:r>
+        <w:rPr>
+          <w:rFonts w:cstheme="minorHAnsi"/>
+          <w:b/>
+          <w:bCs/>
+          <w:color w:val="000000" w:themeColor="text1"/>
+        </w:rPr>
+        <w:t>Blazor</w:t>
+      </w:r>
+      <w:r>
+        <w:rPr>
+          <w:rFonts w:cstheme="minorHAnsi"/>
+          <w:b/>
+          <w:bCs/>
+          <w:color w:val="000000" w:themeColor="text1"/>
+        </w:rPr>
+        <w:t xml:space="preserve">. </w:t>
+      </w:r>
+    </w:p>
+    <w:p>
+      <w:pPr>
+        <w:pStyle w:val="ListParagraph"/>
+        <w:numPr>
+          <w:ilvl w:val="0"/>
+          <w:numId w:val="11"/>
+        </w:numPr>
+        <w:spacing w:after="0"/>
+        <w:rPr>
+          <w:rFonts w:cstheme="minorHAnsi"/>
+          <w:color w:val="000000" w:themeColor="text1"/>
+        </w:rPr>
+      </w:pPr>
+      <w:r>
+        <w:rPr>
+          <w:rFonts w:cstheme="minorHAnsi"/>
+          <w:color w:val="000000" w:themeColor="text1"/>
+        </w:rPr>
         <w:t xml:space="preserve">Processed </w:t>
       </w:r>
       <w:r>
@@ -4195,6 +4440,7 @@
           <w:rFonts w:cstheme="minorHAnsi"/>
           <w:color w:val="000000" w:themeColor="text1"/>
         </w:rPr>
+        <w:lastRenderedPageBreak/>
         <w:t>Managed and</w:t>
       </w:r>
       <w:r>
@@ -4877,7 +5123,6 @@
           <w:rFonts w:cstheme="minorHAnsi"/>
           <w:color w:val="000000" w:themeColor="text1"/>
         </w:rPr>
-        <w:lastRenderedPageBreak/>
         <w:t xml:space="preserve">Built </w:t>
       </w:r>
       <w:r>
@@ -8204,7 +8449,6 @@
   <w:style w:type="character" w:default="1" w:styleId="DefaultParagraphFont">
     <w:name w:val="Default Paragraph Font"/>
     <w:uiPriority w:val="1"/>
-    <w:semiHidden/>
     <w:unhideWhenUsed/>
   </w:style>
   <w:style w:type="table" w:default="1" w:styleId="TableNormal">
